--- a/шаблони/комплекти/Котлове забезпечення/Шаблон_Рапорт про зняття з котлового забезпечення (груповий).docx
+++ b/шаблони/комплекти/Котлове забезпечення/Шаблон_Рапорт про зняття з котлового забезпечення (груповий).docx
@@ -5,8 +5,9 @@
     <w:p>
       <w:pPr>
         <w:pStyle w:val="Normal"/>
-        <w:ind w:start="4395" w:end="0"/>
-        <w:jc w:val="both"/>
+        <w:suppressAutoHyphens/>
+        <w:ind w:left="4395"/>
+        <w:jc w:val="left"/>
         <w:rPr>
           <w:sz w:val="28"/>
           <w:szCs w:val="28"/>
@@ -61,43 +62,7 @@
     <w:p>
       <w:pPr>
         <w:pStyle w:val="Normal"/>
-        <w:jc w:val="both"/>
-        <w:rPr>
-          <w:sz w:val="28"/>
-          <w:szCs w:val="28"/>
-          <w:lang w:val="uk-UA"/>
-        </w:rPr>
-      </w:pPr>
-      <w:r>
-        <w:rPr>
-          <w:sz w:val="28"/>
-          <w:szCs w:val="28"/>
-          <w:lang w:val="uk-UA"/>
-        </w:rPr>
-      </w:r>
-    </w:p>
-    <w:p>
-      <w:pPr>
-        <w:pStyle w:val="Normal"/>
-        <w:jc w:val="both"/>
-        <w:rPr>
-          <w:sz w:val="28"/>
-          <w:szCs w:val="28"/>
-          <w:lang w:val="uk-UA"/>
-        </w:rPr>
-      </w:pPr>
-      <w:r>
-        <w:rPr>
-          <w:sz w:val="28"/>
-          <w:szCs w:val="28"/>
-          <w:lang w:val="uk-UA"/>
-        </w:rPr>
-      </w:r>
-    </w:p>
-    <w:p>
-      <w:pPr>
-        <w:pStyle w:val="Normal"/>
-        <w:jc w:val="both"/>
+        <w:jc w:val="center"/>
         <w:rPr>
           <w:b/>
           <w:sz w:val="28"/>
@@ -112,46 +77,26 @@
           <w:szCs w:val="28"/>
           <w:lang w:val="uk-UA"/>
         </w:rPr>
-      </w:r>
-    </w:p>
-    <w:p>
-      <w:pPr>
-        <w:pStyle w:val="Normal"/>
-        <w:jc w:val="center"/>
+        <w:t>Р А П О Р Т</w:t>
+      </w:r>
+    </w:p>
+    <w:p>
+      <w:pPr>
+        <w:pStyle w:val="Normal"/>
+        <w:jc w:val="both"/>
+        <w:rPr>
+          <w:sz w:val="28"/>
+          <w:szCs w:val="28"/>
+          <w:lang w:val="uk-UA"/>
+        </w:rPr>
+      </w:pPr>
+      <w:r>
         <w:rPr>
           <w:b/>
           <w:sz w:val="28"/>
           <w:szCs w:val="28"/>
           <w:lang w:val="uk-UA"/>
         </w:rPr>
-      </w:pPr>
-      <w:r>
-        <w:rPr>
-          <w:b/>
-          <w:sz w:val="28"/>
-          <w:szCs w:val="28"/>
-          <w:lang w:val="uk-UA"/>
-        </w:rPr>
-        <w:t>Р А П О Р Т</w:t>
-      </w:r>
-    </w:p>
-    <w:p>
-      <w:pPr>
-        <w:pStyle w:val="Normal"/>
-        <w:jc w:val="both"/>
-        <w:rPr>
-          <w:sz w:val="28"/>
-          <w:szCs w:val="28"/>
-          <w:lang w:val="uk-UA"/>
-        </w:rPr>
-      </w:pPr>
-      <w:r>
-        <w:rPr>
-          <w:b/>
-          <w:sz w:val="28"/>
-          <w:szCs w:val="28"/>
-          <w:lang w:val="uk-UA"/>
-        </w:rPr>
       </w:r>
     </w:p>
     <w:p>
@@ -250,16 +195,17 @@
         <w:t xml:space="preserve">{{#особи}}</w:t>
       </w:r>
     </w:p>
-    <w:p>
-      <w:pPr>
-        <w:pStyle w:val="Normal"/>
-        <w:jc w:val="both"/>
-        <w:rPr>
-          <w:sz w:val="28"/>
-          <w:szCs w:val="28"/>
-          <w:lang w:val="uk-UA"/>
-        </w:rPr>
-      </w:pPr>
+    <w:pPr>
+      <w:pStyle w:val="Normal"/>
+      <w:ind w:firstLine="720"/>
+      <w:jc w:val="both"/>
+      <w:rPr>
+        <w:sz w:val="28"/>
+        <w:szCs w:val="28"/>
+        <w:lang w:val="uk-UA"/>
+      </w:rPr>
+    </w:pPr>
+    <w:p>
       <w:r>
         <w:rPr>
           <w:sz w:val="28"/>
@@ -267,107 +213,121 @@
           <w:lang w:val="uk-UA"/>
         </w:rPr>
         <w:t xml:space="preserve">{{звання}}</w:t>
+        <w:t xml:space="preserve"> {{піб}}{{роздільник}}</w:t>
+      </w:r>
+    </w:p>
+    <w:p>
+      <w:pPr>
+        <w:pStyle w:val="Normal"/>
+        <w:jc w:val="both"/>
+        <w:rPr>
+          <w:sz w:val="28"/>
+          <w:szCs w:val="28"/>
+          <w:lang w:val="uk-UA"/>
+        </w:rPr>
+      </w:pPr>
+      <w:r>
+        <w:rPr>
+          <w:sz w:val="28"/>
+          <w:szCs w:val="28"/>
+          <w:lang w:val="uk-UA"/>
+        </w:rPr>
+        <w:t xml:space="preserve">{{/особи}}</w:t>
+      </w:r>
+    </w:p>
+    <w:p>
+      <w:pPr>
+        <w:pStyle w:val="Normal"/>
+        <w:jc w:val="both"/>
+        <w:rPr>
+          <w:sz w:val="28"/>
+          <w:szCs w:val="28"/>
+          <w:lang w:val="uk-UA"/>
+        </w:rPr>
+      </w:pPr>
+      <w:r>
+        <w:rPr>
+          <w:sz w:val="28"/>
+          <w:szCs w:val="28"/>
+          <w:lang w:val="uk-UA"/>
+        </w:rPr>
+      </w:r>
+    </w:p>
+    <w:p>
+      <w:pPr>
+        <w:pStyle w:val="Normal"/>
+        <w:ind w:end="0" w:firstLine="720"/>
+        <w:jc w:val="both"/>
+        <w:rPr>
+          <w:sz w:val="28"/>
+          <w:szCs w:val="28"/>
+          <w:lang w:val="uk-UA"/>
+        </w:rPr>
+      </w:pPr>
+      <w:r>
+        <w:rPr>
+          <w:sz w:val="28"/>
+          <w:szCs w:val="28"/>
+          <w:lang w:val="uk-UA"/>
+        </w:rPr>
+      </w:r>
+    </w:p>
+    <w:p>
+      <w:pPr>
+        <w:pStyle w:val="Normal"/>
+        <w:keepNext/>
+        <w:jc w:val="left"/>
+        <w:rPr>
+          <w:sz w:val="28"/>
+          <w:szCs w:val="28"/>
+          <w:lang w:val="uk-UA"/>
+        </w:rPr>
+      </w:pPr>
+      <w:r>
+        <w:rPr>
+          <w:sz w:val="28"/>
+          <w:szCs w:val="28"/>
+          <w:lang w:val="uk-UA"/>
+        </w:rPr>
+        <w:t>Курсовий офіцер курсів перепідготовки та підвищення кваліфікації Харківського національного університету Повітряних Сил імені Івана Кожедуба</w:t>
+      </w:r>
+    </w:p>
+    <w:p>
+      <w:pPr>
+        <w:pStyle w:val="Normal"/>
+        <w:tabs>
+          <w:tab w:val="right" w:pos="9355"/>
+        </w:tabs>
+        <w:jc w:val="left"/>
+        <w:rPr>
+          <w:sz w:val="28"/>
+          <w:szCs w:val="28"/>
+          <w:lang w:val="uk-UA"/>
+        </w:rPr>
+      </w:pPr>
+      <w:r>
+        <w:rPr>
+          <w:sz w:val="28"/>
+          <w:szCs w:val="28"/>
+          <w:lang w:val="uk-UA"/>
+        </w:rPr>
+        <w:t xml:space="preserve">{{звання_підписанта}}</w:t>
+      </w:r>
+      <w:r>
+        <w:rPr>
+          <w:sz w:val="28"/>
+          <w:szCs w:val="28"/>
+          <w:lang w:val="uk-UA"/>
+        </w:rPr>
         <w:tab/>
-        <w:t xml:space="preserve">                {{піб}}{{роздільник}}</w:t>
-      </w:r>
-    </w:p>
-    <w:p>
-      <w:pPr>
-        <w:pStyle w:val="Normal"/>
-        <w:jc w:val="both"/>
-        <w:rPr>
-          <w:sz w:val="28"/>
-          <w:szCs w:val="28"/>
-          <w:lang w:val="uk-UA"/>
-        </w:rPr>
-      </w:pPr>
-      <w:r>
-        <w:rPr>
-          <w:sz w:val="28"/>
-          <w:szCs w:val="28"/>
-          <w:lang w:val="uk-UA"/>
-        </w:rPr>
-        <w:t xml:space="preserve">{{/особи}}</w:t>
-      </w:r>
-    </w:p>
-    <w:p>
-      <w:pPr>
-        <w:pStyle w:val="Normal"/>
-        <w:jc w:val="both"/>
-        <w:rPr>
-          <w:sz w:val="28"/>
-          <w:szCs w:val="28"/>
-          <w:lang w:val="uk-UA"/>
-        </w:rPr>
-      </w:pPr>
-      <w:r>
-        <w:rPr>
-          <w:sz w:val="28"/>
-          <w:szCs w:val="28"/>
-          <w:lang w:val="uk-UA"/>
-        </w:rPr>
-      </w:r>
-    </w:p>
-    <w:p>
-      <w:pPr>
-        <w:pStyle w:val="Normal"/>
-        <w:ind w:end="0" w:firstLine="720"/>
-        <w:jc w:val="both"/>
-        <w:rPr>
-          <w:sz w:val="28"/>
-          <w:szCs w:val="28"/>
-          <w:lang w:val="uk-UA"/>
-        </w:rPr>
-      </w:pPr>
-      <w:r>
-        <w:rPr>
-          <w:sz w:val="28"/>
-          <w:szCs w:val="28"/>
-          <w:lang w:val="uk-UA"/>
-        </w:rPr>
-      </w:r>
-    </w:p>
-    <w:p>
-      <w:pPr>
-        <w:pStyle w:val="Normal"/>
-        <w:ind w:end="-1"/>
-        <w:jc w:val="both"/>
-        <w:rPr>
-          <w:sz w:val="28"/>
-          <w:szCs w:val="28"/>
-          <w:lang w:val="uk-UA"/>
-        </w:rPr>
-      </w:pPr>
-      <w:r>
-        <w:rPr>
-          <w:sz w:val="28"/>
-          <w:szCs w:val="28"/>
-          <w:lang w:val="uk-UA"/>
-        </w:rPr>
-        <w:t>Курсовий офіцер курсів перепідготовки та підвищення кваліфікації Харківського національного університету Повітряних Сил імені Івана Кожедуба</w:t>
-      </w:r>
-    </w:p>
-    <w:p>
-      <w:pPr>
-        <w:pStyle w:val="Normal"/>
-        <w:tabs>
-          <w:tab w:val="clear" w:pos="708"/>
-          <w:tab w:val="left" w:leader="none" w:pos="7200"/>
-        </w:tabs>
-        <w:jc w:val="both"/>
-        <w:rPr>
-          <w:sz w:val="28"/>
-          <w:szCs w:val="28"/>
-          <w:lang w:val="uk-UA"/>
-        </w:rPr>
-      </w:pPr>
-      <w:r>
-        <w:rPr>
-          <w:sz w:val="28"/>
-          <w:szCs w:val="28"/>
-          <w:lang w:val="uk-UA"/>
-        </w:rPr>
-        <w:t xml:space="preserve">{{звання_підписанта}}                                                            {{піб_підписанта}}</w:t>
+      </w:r>
+      <w:r>
+        <w:rPr>
+          <w:sz w:val="28"/>
+          <w:szCs w:val="28"/>
+          <w:lang w:val="uk-UA"/>
+        </w:rPr>
+        <w:t xml:space="preserve">{{піб_підписанта}}</w:t>
       </w:r>
     </w:p>
     <w:p>
@@ -488,9 +448,7 @@
       </w:rPr>
     </w:rPrDefault>
     <w:pPrDefault>
-      <w:pPr>
-        <w:suppressAutoHyphens w:val="true"/>
-      </w:pPr>
+      <w:pPr/>
     </w:pPrDefault>
   </w:docDefaults>
   <w:style w:type="paragraph" w:styleId="Normal">

--- a/шаблони/комплекти/Котлове забезпечення/Шаблон_Рапорт про зняття з котлового забезпечення (груповий).docx
+++ b/шаблони/комплекти/Котлове забезпечення/Шаблон_Рапорт про зняття з котлового забезпечення (груповий).docx
@@ -5,8 +5,7 @@
     <w:p>
       <w:pPr>
         <w:pStyle w:val="Normal"/>
-        <w:suppressAutoHyphens/>
-        <w:ind w:left="4395"/>
+        <w:ind w:start="4395" w:end="0"/>
         <w:jc w:val="left"/>
         <w:rPr>
           <w:sz w:val="28"/>
@@ -62,6 +61,62 @@
     <w:p>
       <w:pPr>
         <w:pStyle w:val="Normal"/>
+        <w:jc w:val="both"/>
+        <w:rPr>
+          <w:sz w:val="28"/>
+          <w:szCs w:val="28"/>
+          <w:lang w:val="uk-UA"/>
+        </w:rPr>
+      </w:pPr>
+      <w:r>
+        <w:rPr>
+          <w:sz w:val="28"/>
+          <w:szCs w:val="28"/>
+          <w:lang w:val="uk-UA"/>
+        </w:rPr>
+      </w:r>
+    </w:p>
+    <w:p>
+      <w:pPr>
+        <w:pStyle w:val="Normal"/>
+        <w:jc w:val="both"/>
+        <w:rPr>
+          <w:sz w:val="28"/>
+          <w:szCs w:val="28"/>
+          <w:lang w:val="uk-UA"/>
+        </w:rPr>
+      </w:pPr>
+      <w:r>
+        <w:rPr>
+          <w:sz w:val="28"/>
+          <w:szCs w:val="28"/>
+          <w:lang w:val="uk-UA"/>
+        </w:rPr>
+      </w:r>
+    </w:p>
+    <w:p>
+      <w:pPr>
+        <w:pStyle w:val="Normal"/>
+        <w:jc w:val="both"/>
+        <w:rPr>
+          <w:b/>
+          <w:sz w:val="28"/>
+          <w:szCs w:val="28"/>
+          <w:lang w:val="uk-UA"/>
+        </w:rPr>
+      </w:pPr>
+      <w:r>
+        <w:rPr>
+          <w:b/>
+          <w:sz w:val="28"/>
+          <w:szCs w:val="28"/>
+          <w:lang w:val="uk-UA"/>
+        </w:rPr>
+      </w:r>
+    </w:p>
+    <w:p>
+      <w:pPr>
+        <w:pStyle w:val="Normal"/>
         <w:jc w:val="center"/>
         <w:rPr>
           <w:b/>
@@ -195,17 +250,19 @@
         <w:t xml:space="preserve">{{#особи}}</w:t>
       </w:r>
     </w:p>
-    <w:pPr>
-      <w:pStyle w:val="Normal"/>
-      <w:ind w:firstLine="720"/>
-      <w:jc w:val="both"/>
-      <w:rPr>
-        <w:sz w:val="28"/>
-        <w:szCs w:val="28"/>
-        <w:lang w:val="uk-UA"/>
-      </w:rPr>
-    </w:pPr>
-    <w:p>
+    <w:p>
+      <w:pPr>
+        <w:pStyle w:val="Normal"/>
+        <w:tabs>
+          <w:tab w:val="left" w:pos="2835"/>
+        </w:tabs>
+        <w:jc w:val="both"/>
+        <w:rPr>
+          <w:sz w:val="28"/>
+          <w:szCs w:val="28"/>
+          <w:lang w:val="uk-UA"/>
+        </w:rPr>
+      </w:pPr>
       <w:r>
         <w:rPr>
           <w:sz w:val="28"/>
@@ -213,7 +270,22 @@
           <w:lang w:val="uk-UA"/>
         </w:rPr>
         <w:t xml:space="preserve">{{звання}}</w:t>
-        <w:t xml:space="preserve"> {{піб}}{{роздільник}}</w:t>
+      </w:r>
+      <w:r>
+        <w:rPr>
+          <w:sz w:val="28"/>
+          <w:szCs w:val="28"/>
+          <w:lang w:val="uk-UA"/>
+        </w:rPr>
+        <w:tab/>
+      </w:r>
+      <w:r>
+        <w:rPr>
+          <w:sz w:val="28"/>
+          <w:szCs w:val="28"/>
+          <w:lang w:val="uk-UA"/>
+        </w:rPr>
+        <w:t xml:space="preserve">{{піб}}{{роздільник}}</w:t>
       </w:r>
     </w:p>
     <w:p>
@@ -276,6 +348,7 @@
       <w:pPr>
         <w:pStyle w:val="Normal"/>
         <w:keepNext/>
+        <w:ind w:end="-1"/>
         <w:jc w:val="left"/>
         <w:rPr>
           <w:sz w:val="28"/>

--- a/шаблони/комплекти/Котлове забезпечення/Шаблон_Рапорт про зняття з котлового забезпечення (груповий).docx
+++ b/шаблони/комплекти/Котлове забезпечення/Шаблон_Рапорт про зняття з котлового забезпечення (груповий).docx
@@ -190,7 +190,7 @@
           <w:szCs w:val="28"/>
           <w:lang w:val="uk-UA"/>
         </w:rPr>
-        <w:t xml:space="preserve">нижчепойменованих слухачів штатних курсів перепідготовки та підвищення кваліфікації університету, вважати такими, що {{дата_вибуття}} вибули з ВКСС ХНУПС, який розміщений на фондах Вишнянського фахового коледжу Львівського Національного університету  природокористування, с. Вишня, Львівської області, зняти з обіду {{дата_зняття}} з котлового харчування ВКСС ХНУПС:</w:t>
+        <w:t xml:space="preserve">нижчепойменованих слухачів штатних курсів перепідготовки та підвищення кваліфікації університету, вважати такими, що {{дата_вибуття}} вибули з ВКСС ХНУПС, який розміщений на фондах Вишнянського фахового коледжу Львівського національного університету природокористування, с. Вишня, Львівської області, зняти з обіду {{дата_зняття}} з котлового харчування ВКСС ХНУПС:</w:t>
       </w:r>
     </w:p>
     <w:p>
@@ -362,7 +362,7 @@
           <w:szCs w:val="28"/>
           <w:lang w:val="uk-UA"/>
         </w:rPr>
-        <w:t>Курсовий офіцер курсів перепідготовки та підвищення кваліфікації Харківського національного університету Повітряних Сил імені Івана Кожедуба</w:t>
+        <w:t xml:space="preserve">{{посада_підписанта}}</w:t>
       </w:r>
     </w:p>
     <w:p>

--- a/шаблони/комплекти/Котлове забезпечення/Шаблон_Рапорт про зняття з котлового забезпечення (груповий).docx
+++ b/шаблони/комплекти/Котлове забезпечення/Шаблон_Рапорт про зняття з котлового забезпечення (груповий).docx
@@ -190,7 +190,7 @@
           <w:szCs w:val="28"/>
           <w:lang w:val="uk-UA"/>
         </w:rPr>
-        <w:t xml:space="preserve">нижчепойменованих слухачів штатних курсів перепідготовки та підвищення кваліфікації університету, вважати такими, що {{дата_вибуття}} вибули з ВКСС ХНУПС, який розміщений на фондах Вишнянського фахового коледжу Львівського національного університету природокористування, с. Вишня, Львівської області, зняти з обіду {{дата_зняття}} з котлового харчування ВКСС ХНУПС:</w:t>
+        <w:t xml:space="preserve">нижчепойменованих слухачів штатних курсів перепідготовки та підвищення кваліфікації університету вважати такими, що {{дата_вибуття}} вибули з ВКСС ХНУПС, який розміщений на фондах Вишнянського фахового коледжу Львівського національного університету природокористування, с. Вишня Львівської області, зняти з обіду {{дата_зняття}} з котлового харчування ВКСС ХНУПС:</w:t>
       </w:r>
     </w:p>
     <w:p>
